--- a/1952.2/1952年2月3日，关于“三反”运动和整党运动结合进行的指示__LLM初注.docx
+++ b/1952.2/1952年2月3日，关于“三反”运动和整党运动结合进行的指示__LLM初注.docx
@@ -459,8 +459,13 @@
       </w:r>
     </w:p>
     <w:p>
+      <w:commentRangeStart w:id="0"/>
       <w:r>
         <w:t>1. 【需核】中南局组织部《关于将整党报告改为“三反”报告的通知》的具体内容和发文时间需要核实。</w:t>
+      </w:r>
+      <w:commentRangeEnd w:id="0"/>
+      <w:r>
+        <w:commentReference w:id="0"/>
       </w:r>
     </w:p>
     <w:sectPr>
@@ -476,6 +481,18 @@
     </w:sectPr>
   </w:body>
 </w:document>
+</file>
+
+<file path=word/comments.xml><?xml version="1.0" encoding="utf-8"?>
+<w:comments xmlns:w="http://schemas.openxmlformats.org/wordprocessingml/2006/main">
+  <w:comment w:id="0" w:author="LLM初注待核" w:date="2026-07-05T15:07:26Z">
+    <w:p>
+      <w:r>
+        <w:t>【需核】中南局组织部《关于将整党报告改为“三反”报告的通知》的具体内容和发文时间需要核实。</w:t>
+      </w:r>
+    </w:p>
+  </w:comment>
+</w:comments>
 </file>
 
 <file path=word/footer1.xml><?xml version="1.0" encoding="utf-8"?>

--- a/1952.2/1952年2月3日，关于“三反”运动和整党运动结合进行的指示__LLM初注.docx
+++ b/1952.2/1952年2月3日，关于“三反”运动和整党运动结合进行的指示__LLM初注.docx
@@ -465,6 +465,9 @@
       </w:r>
       <w:commentRangeEnd w:id="0"/>
       <w:r>
+        <w:rPr>
+          <w:rStyle w:val="CommentReference"/>
+        </w:rPr>
         <w:commentReference w:id="0"/>
       </w:r>
     </w:p>
@@ -487,6 +490,9 @@
 <w:comments xmlns:w="http://schemas.openxmlformats.org/wordprocessingml/2006/main">
   <w:comment w:id="0" w:author="LLM初注待核" w:date="2026-07-05T15:07:26Z">
     <w:p>
+      <w:pPr>
+        <w:pStyle w:val="CommentText"/>
+      </w:pPr>
       <w:r>
         <w:t>【需核】中南局组织部《关于将整党报告改为“三反”报告的通知》的具体内容和发文时间需要核实。</w:t>
       </w:r>

--- a/1952.2/1952年2月3日，关于“三反”运动和整党运动结合进行的指示__LLM初注.docx
+++ b/1952.2/1952年2月3日，关于“三反”运动和整党运动结合进行的指示__LLM初注.docx
@@ -42,21 +42,39 @@
       <w:r>
         <w:rPr>
           <w:rStyle w:val="FootnoteReference"/>
-        </w:rPr>
+          <w:vertAlign w:val="superscript"/>
+        </w:rPr>
+        <w:t>[</w:t>
         <w:footnoteReference w:id="4"/>
-      </w:r>
-      <w:r>
-        <w:rPr/>
+        <w:t>]</w:t>
+      </w:r>
+      <w:r>
+        <w:rPr>
+          <w:rFonts w:hint="eastAsia" w:ascii="黑体" w:hAnsi="黑体" w:eastAsia="黑体" w:cs="黑体"/>
+          <w:sz w:val="44"/>
+          <w:szCs w:val="44"/>
+          <w:vertAlign w:val="baseline"/>
+          <w:lang w:val="en-US" w:eastAsia="zh-CN"/>
+        </w:rPr>
         <w:t>和整党运动</w:t>
       </w:r>
       <w:r>
         <w:rPr>
           <w:rStyle w:val="FootnoteReference"/>
-        </w:rPr>
+          <w:vertAlign w:val="superscript"/>
+        </w:rPr>
+        <w:t>[</w:t>
         <w:footnoteReference w:id="5"/>
-      </w:r>
-      <w:r>
-        <w:rPr/>
+        <w:t>]</w:t>
+      </w:r>
+      <w:r>
+        <w:rPr>
+          <w:rFonts w:hint="eastAsia" w:ascii="黑体" w:hAnsi="黑体" w:eastAsia="黑体" w:cs="黑体"/>
+          <w:sz w:val="44"/>
+          <w:szCs w:val="44"/>
+          <w:vertAlign w:val="baseline"/>
+          <w:lang w:val="en-US" w:eastAsia="zh-CN"/>
+        </w:rPr>
         <w:t xml:space="preserve">结</w:t>
       </w:r>
     </w:p>
@@ -108,13 +126,16 @@
       </w:r>
       <w:r>
         <w:rPr>
+          <w:rStyle w:val="FootnoteReference"/>
           <w:rFonts w:hint="eastAsia" w:ascii="仿宋" w:hAnsi="仿宋" w:eastAsia="仿宋" w:cs="仿宋"/>
           <w:sz w:val="36"/>
           <w:szCs w:val="36"/>
           <w:vertAlign w:val="superscript"/>
           <w:lang w:val="en-US" w:eastAsia="zh-CN"/>
         </w:rPr>
+        <w:t>[</w:t>
         <w:footnoteReference w:id="0"/>
+        <w:t>]</w:t>
       </w:r>
       <w:r>
         <w:rPr>
@@ -196,31 +217,52 @@
       <w:r>
         <w:rPr>
           <w:rStyle w:val="FootnoteReference"/>
-        </w:rPr>
+          <w:vertAlign w:val="superscript"/>
+        </w:rPr>
+        <w:t>[</w:t>
         <w:footnoteReference w:id="8"/>
-      </w:r>
-      <w:r>
-        <w:rPr/>
+        <w:t>]</w:t>
+      </w:r>
+      <w:r>
+        <w:rPr>
+          <w:rFonts w:hint="eastAsia" w:ascii="仿宋" w:hAnsi="仿宋" w:eastAsia="仿宋"/>
+          <w:sz w:val="32"/>
+          <w:szCs w:val="32"/>
+        </w:rPr>
         <w:t>；各中央局、分局并转各省、市、区党委和地委；各大军区党委、志愿军</w:t>
       </w:r>
       <w:r>
         <w:rPr>
           <w:rStyle w:val="FootnoteReference"/>
-        </w:rPr>
+          <w:vertAlign w:val="superscript"/>
+        </w:rPr>
+        <w:t>[</w:t>
         <w:footnoteReference w:id="9"/>
-      </w:r>
-      <w:r>
-        <w:rPr/>
+        <w:t>]</w:t>
+      </w:r>
+      <w:r>
+        <w:rPr>
+          <w:rFonts w:hint="eastAsia" w:ascii="仿宋" w:hAnsi="仿宋" w:eastAsia="仿宋"/>
+          <w:sz w:val="32"/>
+          <w:szCs w:val="32"/>
+        </w:rPr>
         <w:t>党委并转各省军区党委、兵团</w:t>
       </w:r>
       <w:r>
         <w:rPr>
           <w:rStyle w:val="FootnoteReference"/>
-        </w:rPr>
+          <w:vertAlign w:val="superscript"/>
+        </w:rPr>
+        <w:t>[</w:t>
         <w:footnoteReference w:id="10"/>
-      </w:r>
-      <w:r>
-        <w:rPr/>
+        <w:t>]</w:t>
+      </w:r>
+      <w:r>
+        <w:rPr>
+          <w:rFonts w:hint="eastAsia" w:ascii="仿宋" w:hAnsi="仿宋" w:eastAsia="仿宋"/>
+          <w:sz w:val="32"/>
+          <w:szCs w:val="32"/>
+        </w:rPr>
         <w:t xml:space="preserve">党委、军党委：</w:t>
       </w:r>
     </w:p>
@@ -259,11 +301,18 @@
       <w:r>
         <w:rPr>
           <w:rStyle w:val="FootnoteReference"/>
-        </w:rPr>
+          <w:vertAlign w:val="superscript"/>
+        </w:rPr>
+        <w:t>[</w:t>
         <w:footnoteReference w:id="6"/>
-      </w:r>
-      <w:r>
-        <w:rPr/>
+        <w:t>]</w:t>
+      </w:r>
+      <w:r>
+        <w:rPr>
+          <w:rFonts w:hint="eastAsia" w:ascii="仿宋" w:hAnsi="仿宋" w:eastAsia="仿宋"/>
+          <w:sz w:val="32"/>
+          <w:szCs w:val="32"/>
+        </w:rPr>
         <w:t xml:space="preserve">组织部《关于将整党报告改为“三反”报告的通知》并转发各地参照仿行。</w:t>
       </w:r>
     </w:p>
@@ -302,11 +351,18 @@
       <w:r>
         <w:rPr>
           <w:rStyle w:val="FootnoteReference"/>
-        </w:rPr>
+          <w:vertAlign w:val="superscript"/>
+        </w:rPr>
+        <w:t>[</w:t>
         <w:footnoteReference w:id="7"/>
-      </w:r>
-      <w:r>
-        <w:rPr/>
+        <w:t>]</w:t>
+      </w:r>
+      <w:r>
+        <w:rPr>
+          <w:rFonts w:hint="eastAsia" w:ascii="仿宋" w:hAnsi="仿宋" w:eastAsia="仿宋"/>
+          <w:sz w:val="32"/>
+          <w:szCs w:val="32"/>
+        </w:rPr>
         <w:t xml:space="preserve">的教育，进行登记、审查和处理。</w:t>
       </w:r>
     </w:p>

--- a/1952.2/1952年2月3日，关于“三反”运动和整党运动结合进行的指示__LLM初注.docx
+++ b/1952.2/1952年2月3日，关于“三反”运动和整党运动结合进行的指示__LLM初注.docx
@@ -44,9 +44,16 @@
           <w:rStyle w:val="FootnoteReference"/>
           <w:vertAlign w:val="superscript"/>
         </w:rPr>
-        <w:t>[</w:t>
+        <w:t>[1]</w:t>
+      </w:r>
+      <w:r>
+        <w:rPr>
+          <w:rStyle w:val="FootnoteReference"/>
+          <w:vertAlign w:val="superscript"/>
+          <w:vanish/>
+          <w:specVanish/>
+        </w:rPr>
         <w:footnoteReference w:id="4"/>
-        <w:t>]</w:t>
       </w:r>
       <w:r>
         <w:rPr>
@@ -63,9 +70,16 @@
           <w:rStyle w:val="FootnoteReference"/>
           <w:vertAlign w:val="superscript"/>
         </w:rPr>
-        <w:t>[</w:t>
+        <w:t>[2]</w:t>
+      </w:r>
+      <w:r>
+        <w:rPr>
+          <w:rStyle w:val="FootnoteReference"/>
+          <w:vertAlign w:val="superscript"/>
+          <w:vanish/>
+          <w:specVanish/>
+        </w:rPr>
         <w:footnoteReference w:id="5"/>
-        <w:t>]</w:t>
       </w:r>
       <w:r>
         <w:rPr>
@@ -116,36 +130,19 @@
       <w:bookmarkEnd w:id="0"/>
       <w:r>
         <w:rPr>
-          <w:rFonts w:hint="eastAsia" w:ascii="仿宋" w:hAnsi="仿宋" w:eastAsia="仿宋" w:cs="仿宋"/>
-          <w:sz w:val="36"/>
-          <w:szCs w:val="36"/>
+          <w:rStyle w:val="FootnoteReference"/>
           <w:vertAlign w:val="superscript"/>
-          <w:lang w:val="en-US" w:eastAsia="zh-CN"/>
-        </w:rPr>
-        <w:t>[</w:t>
-      </w:r>
-      <w:r>
-        <w:rPr>
-          <w:rStyle w:val="FootnoteReference"/>
-          <w:rFonts w:hint="eastAsia" w:ascii="仿宋" w:hAnsi="仿宋" w:eastAsia="仿宋" w:cs="仿宋"/>
-          <w:sz w:val="36"/>
-          <w:szCs w:val="36"/>
+        </w:rPr>
+        <w:t>[3]</w:t>
+      </w:r>
+      <w:r>
+        <w:rPr>
+          <w:rStyle w:val="FootnoteReference"/>
           <w:vertAlign w:val="superscript"/>
-          <w:lang w:val="en-US" w:eastAsia="zh-CN"/>
-        </w:rPr>
-        <w:t>[</w:t>
+          <w:vanish/>
+          <w:specVanish/>
+        </w:rPr>
         <w:footnoteReference w:id="0"/>
-        <w:t>]</w:t>
-      </w:r>
-      <w:r>
-        <w:rPr>
-          <w:rFonts w:hint="eastAsia" w:ascii="仿宋" w:hAnsi="仿宋" w:eastAsia="仿宋" w:cs="仿宋"/>
-          <w:sz w:val="36"/>
-          <w:szCs w:val="36"/>
-          <w:vertAlign w:val="superscript"/>
-          <w:lang w:val="en-US" w:eastAsia="zh-CN"/>
-        </w:rPr>
-        <w:t>]</w:t>
       </w:r>
     </w:p>
     <w:p>
@@ -219,9 +216,16 @@
           <w:rStyle w:val="FootnoteReference"/>
           <w:vertAlign w:val="superscript"/>
         </w:rPr>
-        <w:t>[</w:t>
+        <w:t>[4]</w:t>
+      </w:r>
+      <w:r>
+        <w:rPr>
+          <w:rStyle w:val="FootnoteReference"/>
+          <w:vertAlign w:val="superscript"/>
+          <w:vanish/>
+          <w:specVanish/>
+        </w:rPr>
         <w:footnoteReference w:id="8"/>
-        <w:t>]</w:t>
       </w:r>
       <w:r>
         <w:rPr>
@@ -236,9 +240,16 @@
           <w:rStyle w:val="FootnoteReference"/>
           <w:vertAlign w:val="superscript"/>
         </w:rPr>
-        <w:t>[</w:t>
+        <w:t>[5]</w:t>
+      </w:r>
+      <w:r>
+        <w:rPr>
+          <w:rStyle w:val="FootnoteReference"/>
+          <w:vertAlign w:val="superscript"/>
+          <w:vanish/>
+          <w:specVanish/>
+        </w:rPr>
         <w:footnoteReference w:id="9"/>
-        <w:t>]</w:t>
       </w:r>
       <w:r>
         <w:rPr>
@@ -253,9 +264,16 @@
           <w:rStyle w:val="FootnoteReference"/>
           <w:vertAlign w:val="superscript"/>
         </w:rPr>
-        <w:t>[</w:t>
+        <w:t>[6]</w:t>
+      </w:r>
+      <w:r>
+        <w:rPr>
+          <w:rStyle w:val="FootnoteReference"/>
+          <w:vertAlign w:val="superscript"/>
+          <w:vanish/>
+          <w:specVanish/>
+        </w:rPr>
         <w:footnoteReference w:id="10"/>
-        <w:t>]</w:t>
       </w:r>
       <w:r>
         <w:rPr>
@@ -303,9 +321,16 @@
           <w:rStyle w:val="FootnoteReference"/>
           <w:vertAlign w:val="superscript"/>
         </w:rPr>
-        <w:t>[</w:t>
+        <w:t>[7]</w:t>
+      </w:r>
+      <w:r>
+        <w:rPr>
+          <w:rStyle w:val="FootnoteReference"/>
+          <w:vertAlign w:val="superscript"/>
+          <w:vanish/>
+          <w:specVanish/>
+        </w:rPr>
         <w:footnoteReference w:id="6"/>
-        <w:t>]</w:t>
       </w:r>
       <w:r>
         <w:rPr>
@@ -353,9 +378,16 @@
           <w:rStyle w:val="FootnoteReference"/>
           <w:vertAlign w:val="superscript"/>
         </w:rPr>
-        <w:t>[</w:t>
+        <w:t>[8]</w:t>
+      </w:r>
+      <w:r>
+        <w:rPr>
+          <w:rStyle w:val="FootnoteReference"/>
+          <w:vertAlign w:val="superscript"/>
+          <w:vanish/>
+          <w:specVanish/>
+        </w:rPr>
         <w:footnoteReference w:id="7"/>
-        <w:t>]</w:t>
       </w:r>
       <w:r>
         <w:rPr>
@@ -688,33 +720,9 @@
       </w:pPr>
       <w:r>
         <w:rPr>
-          <w:rFonts w:hint="eastAsia" w:asciiTheme="minorEastAsia" w:hAnsiTheme="minorEastAsia" w:eastAsiaTheme="minorEastAsia" w:cstheme="minorBidi"/>
-          <w:kern w:val="2"/>
-          <w:sz w:val="21"/>
-          <w:szCs w:val="21"/>
-          <w:lang w:val="en-US" w:eastAsia="zh-CN" w:bidi="ar-SA"/>
-        </w:rPr>
-        <w:t>[</w:t>
-      </w:r>
-      <w:r>
-        <w:rPr>
-          <w:rFonts w:hint="eastAsia" w:asciiTheme="minorEastAsia" w:hAnsiTheme="minorEastAsia" w:eastAsiaTheme="minorEastAsia" w:cstheme="minorBidi"/>
-          <w:kern w:val="2"/>
-          <w:sz w:val="21"/>
-          <w:szCs w:val="21"/>
-          <w:lang w:val="en-US" w:eastAsia="zh-CN" w:bidi="ar-SA"/>
-        </w:rPr>
-        <w:footnoteRef/>
-      </w:r>
-      <w:r>
-        <w:rPr>
-          <w:rFonts w:hint="eastAsia" w:asciiTheme="minorEastAsia" w:hAnsiTheme="minorEastAsia" w:eastAsiaTheme="minorEastAsia" w:cstheme="minorBidi"/>
-          <w:kern w:val="2"/>
-          <w:sz w:val="21"/>
-          <w:szCs w:val="21"/>
-          <w:lang w:val="en-US" w:eastAsia="zh-CN" w:bidi="ar-SA"/>
-        </w:rPr>
-        <w:t>]</w:t>
+          <w:rStyle w:val="FootnoteReference"/>
+        </w:rPr>
+        <w:t>[3]</w:t>
       </w:r>
       <w:r>
         <w:rPr>
@@ -781,13 +789,9 @@
       </w:pPr>
       <w:r>
         <w:rPr>
-          <w:rFonts w:asciiTheme="minorEastAsia" w:hAnsiTheme="minorEastAsia" w:eastAsiaTheme="minorEastAsia" w:cstheme="minorBidi"/>
-          <w:kern w:val="2"/>
-          <w:sz w:val="21"/>
-          <w:szCs w:val="21"/>
-          <w:lang w:val="en-US" w:eastAsia="zh-CN" w:bidi="ar-SA"/>
-        </w:rPr>
-        <w:footnoteRef/>
+          <w:rStyle w:val="FootnoteReference"/>
+        </w:rPr>
+        <w:t>[1]</w:t>
       </w:r>
       <w:r>
         <w:rPr>
@@ -814,13 +818,9 @@
       </w:pPr>
       <w:r>
         <w:rPr>
-          <w:rFonts w:asciiTheme="minorEastAsia" w:hAnsiTheme="minorEastAsia" w:eastAsiaTheme="minorEastAsia" w:cstheme="minorBidi"/>
-          <w:kern w:val="2"/>
-          <w:sz w:val="21"/>
-          <w:szCs w:val="21"/>
-          <w:lang w:val="en-US" w:eastAsia="zh-CN" w:bidi="ar-SA"/>
-        </w:rPr>
-        <w:footnoteRef/>
+          <w:rStyle w:val="FootnoteReference"/>
+        </w:rPr>
+        <w:t>[2]</w:t>
       </w:r>
       <w:r>
         <w:rPr>
@@ -847,13 +847,9 @@
       </w:pPr>
       <w:r>
         <w:rPr>
-          <w:rFonts w:asciiTheme="minorEastAsia" w:hAnsiTheme="minorEastAsia" w:eastAsiaTheme="minorEastAsia" w:cstheme="minorBidi"/>
-          <w:kern w:val="2"/>
-          <w:sz w:val="21"/>
-          <w:szCs w:val="21"/>
-          <w:lang w:val="en-US" w:eastAsia="zh-CN" w:bidi="ar-SA"/>
-        </w:rPr>
-        <w:footnoteRef/>
+          <w:rStyle w:val="FootnoteReference"/>
+        </w:rPr>
+        <w:t>[7]</w:t>
       </w:r>
       <w:r>
         <w:rPr>
@@ -880,13 +876,9 @@
       </w:pPr>
       <w:r>
         <w:rPr>
-          <w:rFonts w:asciiTheme="minorEastAsia" w:hAnsiTheme="minorEastAsia" w:eastAsiaTheme="minorEastAsia" w:cstheme="minorBidi"/>
-          <w:kern w:val="2"/>
-          <w:sz w:val="21"/>
-          <w:szCs w:val="21"/>
-          <w:lang w:val="en-US" w:eastAsia="zh-CN" w:bidi="ar-SA"/>
-        </w:rPr>
-        <w:footnoteRef/>
+          <w:rStyle w:val="FootnoteReference"/>
+        </w:rPr>
+        <w:t>[8]</w:t>
       </w:r>
       <w:r>
         <w:rPr>
@@ -913,13 +905,9 @@
       </w:pPr>
       <w:r>
         <w:rPr>
-          <w:rFonts w:asciiTheme="minorEastAsia" w:hAnsiTheme="minorEastAsia" w:eastAsiaTheme="minorEastAsia" w:cstheme="minorBidi"/>
-          <w:kern w:val="2"/>
-          <w:sz w:val="21"/>
-          <w:szCs w:val="21"/>
-          <w:lang w:val="en-US" w:eastAsia="zh-CN" w:bidi="ar-SA"/>
-        </w:rPr>
-        <w:footnoteRef/>
+          <w:rStyle w:val="FootnoteReference"/>
+        </w:rPr>
+        <w:t>[4]</w:t>
       </w:r>
       <w:r>
         <w:rPr>
@@ -946,13 +934,9 @@
       </w:pPr>
       <w:r>
         <w:rPr>
-          <w:rFonts w:asciiTheme="minorEastAsia" w:hAnsiTheme="minorEastAsia" w:eastAsiaTheme="minorEastAsia" w:cstheme="minorBidi"/>
-          <w:kern w:val="2"/>
-          <w:sz w:val="21"/>
-          <w:szCs w:val="21"/>
-          <w:lang w:val="en-US" w:eastAsia="zh-CN" w:bidi="ar-SA"/>
-        </w:rPr>
-        <w:footnoteRef/>
+          <w:rStyle w:val="FootnoteReference"/>
+        </w:rPr>
+        <w:t>[5]</w:t>
       </w:r>
       <w:r>
         <w:rPr>
@@ -979,13 +963,9 @@
       </w:pPr>
       <w:r>
         <w:rPr>
-          <w:rFonts w:asciiTheme="minorEastAsia" w:hAnsiTheme="minorEastAsia" w:eastAsiaTheme="minorEastAsia" w:cstheme="minorBidi"/>
-          <w:kern w:val="2"/>
-          <w:sz w:val="21"/>
-          <w:szCs w:val="21"/>
-          <w:lang w:val="en-US" w:eastAsia="zh-CN" w:bidi="ar-SA"/>
-        </w:rPr>
-        <w:footnoteRef/>
+          <w:rStyle w:val="FootnoteReference"/>
+        </w:rPr>
+        <w:t>[6]</w:t>
       </w:r>
       <w:r>
         <w:rPr>
